--- a/00-首页/题组Word/第二轮习题集/第二轮习题集-元素与分析一-学生版-打印版.docx
+++ b/00-首页/题组Word/第二轮习题集/第二轮习题集-元素与分析一-学生版-打印版.docx
@@ -7688,7 +7688,7 @@
         <m:sSubSup>
           <m:e>
             <m:r>
-              <m:t>​</m:t>
+              <m:t xml:space="preserve"> </m:t>
             </m:r>
           </m:e>
           <m:sub>
@@ -7792,7 +7792,7 @@
         <m:sSubSup>
           <m:e>
             <m:r>
-              <m:t>​</m:t>
+              <m:t xml:space="preserve"> </m:t>
             </m:r>
           </m:e>
           <m:sub>

--- a/00-首页/题组Word/第二轮习题集/第二轮习题集-元素与分析一-学生版-打印版.docx
+++ b/00-首页/题组Word/第二轮习题集/第二轮习题集-元素与分析一-学生版-打印版.docx
@@ -103,8 +103,8 @@
           <w:ilvl w:val="0"/>
           <w:numId w:val="1001"/>
         </w:numPr>
+        <w:spacing w:before="0" w:after="0"/>
         <w:ind w:left="480" w:hanging="480"/>
-        <w:spacing w:after="0"/>
       </w:pPr>
       <w:r>
         <w:rPr>
@@ -162,8 +162,8 @@
           <w:ilvl w:val="0"/>
           <w:numId w:val="1001"/>
         </w:numPr>
+        <w:spacing w:before="0" w:after="0"/>
         <w:ind w:left="480" w:hanging="480"/>
-        <w:spacing w:before="0" w:after="0"/>
       </w:pPr>
       <w:r>
         <w:rPr>
@@ -179,8 +179,8 @@
           <w:ilvl w:val="0"/>
           <w:numId w:val="1001"/>
         </w:numPr>
+        <w:spacing w:before="0" w:after="0"/>
         <w:ind w:left="480" w:hanging="480"/>
-        <w:spacing w:before="0" w:after="0"/>
       </w:pPr>
       <w:r>
         <w:rPr>
@@ -196,8 +196,8 @@
           <w:ilvl w:val="0"/>
           <w:numId w:val="1001"/>
         </w:numPr>
+        <w:spacing w:before="0" w:after="0"/>
         <w:ind w:left="480" w:hanging="480"/>
-        <w:spacing w:before="0" w:after="0"/>
       </w:pPr>
       <w:r>
         <w:rPr>
@@ -213,8 +213,8 @@
           <w:ilvl w:val="0"/>
           <w:numId w:val="1001"/>
         </w:numPr>
+        <w:spacing w:before="0" w:after="0"/>
         <w:ind w:left="480" w:hanging="480"/>
-        <w:spacing w:before="0" w:after="36"/>
       </w:pPr>
       <w:r>
         <w:rPr>
@@ -541,6 +541,7 @@
     <w:p>
       <w:pPr>
         <w:pStyle w:val="Compact"/>
+        <w:spacing w:before="0" w:after="0"/>
       </w:pPr>
       <w:r>
         <w:rPr>
@@ -576,6 +577,7 @@
     <w:p>
       <w:pPr>
         <w:pStyle w:val="Compact"/>
+        <w:spacing w:before="0" w:after="0"/>
       </w:pPr>
       <w:r>
         <w:rPr>
@@ -630,6 +632,7 @@
     <w:p>
       <w:pPr>
         <w:pStyle w:val="Compact"/>
+        <w:spacing w:before="0" w:after="0"/>
       </w:pPr>
       <w:r>
         <w:rPr>
@@ -647,6 +650,7 @@
     <w:p>
       <w:pPr>
         <w:pStyle w:val="Compact"/>
+        <w:spacing w:before="0" w:after="0"/>
       </w:pPr>
       <w:r>
         <w:rPr>
@@ -2185,8 +2189,8 @@
     <w:p>
       <w:pPr>
         <w:pStyle w:val="BodyText"/>
+        <w:spacing w:before="0" w:after="0"/>
         <w:ind w:left="480" w:hanging="480"/>
-        <w:spacing w:after="0"/>
       </w:pPr>
       <w:r>
         <w:rPr>
@@ -2271,8 +2275,8 @@
     <w:p>
       <w:pPr>
         <w:pStyle w:val="BodyText"/>
+        <w:spacing w:before="0" w:after="0"/>
         <w:ind w:left="480" w:hanging="480"/>
-        <w:spacing w:before="0" w:after="0"/>
       </w:pPr>
       <w:r>
         <w:rPr>
@@ -2331,8 +2335,8 @@
     <w:p>
       <w:pPr>
         <w:pStyle w:val="BodyText"/>
+        <w:spacing w:before="0" w:after="0"/>
         <w:ind w:left="480" w:hanging="480"/>
-        <w:spacing w:before="0" w:after="0"/>
       </w:pPr>
       <w:r>
         <w:rPr>
@@ -2391,8 +2395,8 @@
     <w:p>
       <w:pPr>
         <w:pStyle w:val="BodyText"/>
+        <w:spacing w:before="0" w:after="0"/>
         <w:ind w:left="480" w:hanging="480"/>
-        <w:spacing w:before="0" w:after="0"/>
       </w:pPr>
       <w:r>
         <w:rPr>
@@ -2451,8 +2455,8 @@
     <w:p>
       <w:pPr>
         <w:pStyle w:val="BodyText"/>
+        <w:spacing w:before="0" w:after="0"/>
         <w:ind w:left="480" w:hanging="480"/>
-        <w:spacing w:before="0" w:after="180"/>
       </w:pPr>
       <w:r>
         <w:rPr>
@@ -5110,6 +5114,14 @@
       <w:tblPr>
         <w:tblStyle w:val="Table"/>
         <w:tblW w:type="auto" w:w="0"/>
+        <w:tblBorders>
+          <w:top w:val="single" w:sz="12" w:space="0" w:color="000000"/>
+          <w:left w:val="none" w:sz="0" w:space="0" w:color="auto"/>
+          <w:bottom w:val="single" w:sz="12" w:space="0" w:color="000000"/>
+          <w:right w:val="none" w:sz="0" w:space="0" w:color="auto"/>
+          <w:insideH w:val="none" w:sz="0" w:space="0" w:color="auto"/>
+          <w:insideV w:val="none" w:sz="0" w:space="0" w:color="auto"/>
+        </w:tblBorders>
         <w:tblLook w:firstRow="1" w:lastRow="0" w:firstColumn="0" w:lastColumn="0" w:noHBand="0" w:noVBand="0" w:val="0020"/>
       </w:tblPr>
       <w:tblGrid>
@@ -5123,7 +5135,11 @@
           <w:tblHeader w:val="on"/>
         </w:trPr>
         <w:tc>
-          <w:tcPr/>
+          <w:tcPr>
+            <w:tcBorders>
+              <w:bottom w:val="single" w:sz="8" w:space="0" w:color="000000"/>
+            </w:tcBorders>
+          </w:tcPr>
           <w:p>
             <w:pPr>
               <w:pStyle w:val="Compact"/>
@@ -5139,7 +5155,11 @@
           </w:p>
         </w:tc>
         <w:tc>
-          <w:tcPr/>
+          <w:tcPr>
+            <w:tcBorders>
+              <w:bottom w:val="single" w:sz="8" w:space="0" w:color="000000"/>
+            </w:tcBorders>
+          </w:tcPr>
           <w:p>
             <w:pPr>
               <w:pStyle w:val="Compact"/>
@@ -5162,7 +5182,11 @@
           </w:p>
         </w:tc>
         <w:tc>
-          <w:tcPr/>
+          <w:tcPr>
+            <w:tcBorders>
+              <w:bottom w:val="single" w:sz="8" w:space="0" w:color="000000"/>
+            </w:tcBorders>
+          </w:tcPr>
           <w:p>
             <w:pPr>
               <w:pStyle w:val="Compact"/>
@@ -5178,7 +5202,11 @@
           </w:p>
         </w:tc>
         <w:tc>
-          <w:tcPr/>
+          <w:tcPr>
+            <w:tcBorders>
+              <w:bottom w:val="single" w:sz="8" w:space="0" w:color="000000"/>
+            </w:tcBorders>
+          </w:tcPr>
           <w:p>
             <w:pPr>
               <w:pStyle w:val="Compact"/>
@@ -14512,7 +14540,6 @@
     <w:bookmarkEnd w:id="37"/>
     <w:bookmarkEnd w:id="38"/>
     <w:sectPr>
-      <w:headerReference w:type="default" r:id="rId23"/>
       <w:footerReference w:type="default" r:id="rId9"/>
       <w:footnotePr>
         <w:numRestart w:val="eachSect"/>
@@ -14539,16 +14566,6 @@
       <w:rPr>
         <w:rFonts w:ascii="Times New Roman" w:hAnsi="Times New Roman" w:eastAsia="Times New Roman" w:cs="Times New Roman"/>
         <w:b w:val="0"/>
-        <w:color w:val="000000"/>
-        <w:sz w:val="20"/>
-      </w:rPr>
-      <w:t xml:space="preserve">第 </w:t>
-    </w:r>
-    <w:r>
-      <w:rPr>
-        <w:rFonts w:ascii="Times New Roman" w:hAnsi="Times New Roman" w:eastAsia="Times New Roman" w:cs="Times New Roman"/>
-        <w:b w:val="0"/>
-        <w:color w:val="000000"/>
         <w:sz w:val="20"/>
       </w:rPr>
       <w:fldChar w:fldCharType="begin"/>
@@ -14557,7 +14574,6 @@
       <w:rPr>
         <w:rFonts w:ascii="Times New Roman" w:hAnsi="Times New Roman" w:eastAsia="Times New Roman" w:cs="Times New Roman"/>
         <w:b w:val="0"/>
-        <w:color w:val="000000"/>
         <w:sz w:val="20"/>
       </w:rPr>
       <w:instrText xml:space="preserve"> PAGE </w:instrText>
@@ -14566,91 +14582,9 @@
       <w:rPr>
         <w:rFonts w:ascii="Times New Roman" w:hAnsi="Times New Roman" w:eastAsia="Times New Roman" w:cs="Times New Roman"/>
         <w:b w:val="0"/>
-        <w:color w:val="000000"/>
-        <w:sz w:val="20"/>
-      </w:rPr>
-      <w:fldChar w:fldCharType="separate"/>
-    </w:r>
-    <w:r>
-      <w:rPr>
-        <w:rFonts w:ascii="Times New Roman" w:hAnsi="Times New Roman" w:eastAsia="Times New Roman" w:cs="Times New Roman"/>
-        <w:b w:val="0"/>
-        <w:color w:val="000000"/>
-        <w:sz w:val="20"/>
-      </w:rPr>
-      <w:t>1</w:t>
-    </w:r>
-    <w:r>
-      <w:rPr>
-        <w:rFonts w:ascii="Times New Roman" w:hAnsi="Times New Roman" w:eastAsia="Times New Roman" w:cs="Times New Roman"/>
-        <w:b w:val="0"/>
-        <w:color w:val="000000"/>
         <w:sz w:val="20"/>
       </w:rPr>
       <w:fldChar w:fldCharType="end"/>
-    </w:r>
-    <w:r>
-      <w:rPr>
-        <w:rFonts w:ascii="Times New Roman" w:hAnsi="Times New Roman" w:eastAsia="Times New Roman" w:cs="Times New Roman"/>
-        <w:b w:val="0"/>
-        <w:color w:val="000000"/>
-        <w:sz w:val="20"/>
-      </w:rPr>
-      <w:t xml:space="preserve"> 页 / 共 </w:t>
-    </w:r>
-    <w:r>
-      <w:rPr>
-        <w:rFonts w:ascii="Times New Roman" w:hAnsi="Times New Roman" w:eastAsia="Times New Roman" w:cs="Times New Roman"/>
-        <w:b w:val="0"/>
-        <w:color w:val="000000"/>
-        <w:sz w:val="20"/>
-      </w:rPr>
-      <w:fldChar w:fldCharType="begin"/>
-    </w:r>
-    <w:r>
-      <w:rPr>
-        <w:rFonts w:ascii="Times New Roman" w:hAnsi="Times New Roman" w:eastAsia="Times New Roman" w:cs="Times New Roman"/>
-        <w:b w:val="0"/>
-        <w:color w:val="000000"/>
-        <w:sz w:val="20"/>
-      </w:rPr>
-      <w:instrText xml:space="preserve"> NUMPAGES </w:instrText>
-    </w:r>
-    <w:r>
-      <w:rPr>
-        <w:rFonts w:ascii="Times New Roman" w:hAnsi="Times New Roman" w:eastAsia="Times New Roman" w:cs="Times New Roman"/>
-        <w:b w:val="0"/>
-        <w:color w:val="000000"/>
-        <w:sz w:val="20"/>
-      </w:rPr>
-      <w:fldChar w:fldCharType="separate"/>
-    </w:r>
-    <w:r>
-      <w:rPr>
-        <w:rFonts w:ascii="Times New Roman" w:hAnsi="Times New Roman" w:eastAsia="Times New Roman" w:cs="Times New Roman"/>
-        <w:b w:val="0"/>
-        <w:color w:val="000000"/>
-        <w:sz w:val="20"/>
-      </w:rPr>
-      <w:t>1</w:t>
-    </w:r>
-    <w:r>
-      <w:rPr>
-        <w:rFonts w:ascii="Times New Roman" w:hAnsi="Times New Roman" w:eastAsia="Times New Roman" w:cs="Times New Roman"/>
-        <w:b w:val="0"/>
-        <w:color w:val="000000"/>
-        <w:sz w:val="20"/>
-      </w:rPr>
-      <w:fldChar w:fldCharType="end"/>
-    </w:r>
-    <w:r>
-      <w:rPr>
-        <w:rFonts w:ascii="Times New Roman" w:hAnsi="Times New Roman" w:eastAsia="Times New Roman" w:cs="Times New Roman"/>
-        <w:b w:val="0"/>
-        <w:color w:val="000000"/>
-        <w:sz w:val="20"/>
-      </w:rPr>
-      <w:t xml:space="preserve"> 页</w:t>
     </w:r>
   </w:p>
 </w:ftr>
@@ -14673,28 +14607,6 @@
     </w:p>
   </w:footnote>
 </w:footnotes>
-</file>
-
-<file path=word/header1.xml><?xml version="1.0" encoding="utf-8"?>
-<w:hdr xmlns:m="http://schemas.openxmlformats.org/officeDocument/2006/math" xmlns:mc="http://schemas.openxmlformats.org/markup-compatibility/2006" xmlns:mo="http://schemas.microsoft.com/office/mac/office/2008/main" xmlns:mv="urn:schemas-microsoft-com:mac:vml" xmlns:o="urn:schemas-microsoft-com:office:office" xmlns:r="http://schemas.openxmlformats.org/officeDocument/2006/relationships" xmlns:v="urn:schemas-microsoft-com:vml" xmlns:w10="urn:schemas-microsoft-com:office:word" xmlns:w14="http://schemas.microsoft.com/office/word/2010/wordml" xmlns:w="http://schemas.openxmlformats.org/wordprocessingml/2006/main" xmlns:wne="http://schemas.microsoft.com/office/word/2006/wordml" xmlns:wp14="http://schemas.microsoft.com/office/word/2010/wordprocessingDrawing" xmlns:wp="http://schemas.openxmlformats.org/drawingml/2006/wordprocessingDrawing" xmlns:wpc="http://schemas.microsoft.com/office/word/2010/wordprocessingCanvas" xmlns:wpg="http://schemas.microsoft.com/office/word/2010/wordprocessingGroup" xmlns:wpi="http://schemas.microsoft.com/office/word/2010/wordprocessingInk" xmlns:wps="http://schemas.microsoft.com/office/word/2010/wordprocessingShape" mc:Ignorable="w14 wp14">
-  <w:p>
-    <w:pPr>
-      <w:jc w:val="right"/>
-      <w:pBdr>
-        <w:bottom w:val="single" w:sz="4" w:space="2" w:color="000000"/>
-      </w:pBdr>
-    </w:pPr>
-    <w:r>
-      <w:rPr>
-        <w:rFonts w:ascii="Times New Roman" w:hAnsi="Times New Roman" w:eastAsia="Times New Roman" w:cs="Times New Roman"/>
-        <w:b w:val="0"/>
-        <w:color w:val="000000"/>
-        <w:sz w:val="18"/>
-      </w:rPr>
-      <w:t xml:space="preserve">第二轮习题集-元素与分析一</w:t>
-    </w:r>
-  </w:p>
-</w:hdr>
 </file>
 
 <file path=word/numbering.xml><?xml version="1.0" encoding="utf-8"?>
